--- a/MOUAU_Smart_Queue_Management_System_Project.docx
+++ b/MOUAU_Smart_Queue_Management_System_Project.docx
@@ -1369,6 +1369,84 @@
     <w:p>
       <w:r>
         <w:br w:type="page"/>
+      </w:r>
+    </w:p>
+    <w:p>
+      <w:pPr>
+        <w:pStyle w:val="Heading1"/>
+        <w:jc w:val="center"/>
+      </w:pPr>
+      <w:r>
+        <w:rPr>
+          <w:b/>
+        </w:rPr>
+        <w:t>LIST OF APPENDICES</w:t>
+      </w:r>
+    </w:p>
+    <w:p>
+      <w:pPr>
+        <w:jc w:val="left"/>
+      </w:pPr>
+      <w:r>
+        <w:rPr>
+          <w:sz w:val="24"/>
+        </w:rPr>
+        <w:t>Appendix A: Source Code</w:t>
+      </w:r>
+    </w:p>
+    <w:p>
+      <w:pPr>
+        <w:jc w:val="left"/>
+      </w:pPr>
+      <w:r>
+        <w:rPr>
+          <w:sz w:val="24"/>
+        </w:rPr>
+        <w:t>Appendix B: Database Schema</w:t>
+      </w:r>
+    </w:p>
+    <w:p>
+      <w:pPr>
+        <w:jc w:val="left"/>
+      </w:pPr>
+      <w:r>
+        <w:rPr>
+          <w:sz w:val="24"/>
+        </w:rPr>
+        <w:t>Appendix C: Test Cases</w:t>
+      </w:r>
+    </w:p>
+    <w:p>
+      <w:pPr>
+        <w:jc w:val="left"/>
+      </w:pPr>
+      <w:r>
+        <w:rPr>
+          <w:sz w:val="24"/>
+        </w:rPr>
+        <w:t>Appendix D: User Manual</w:t>
+      </w:r>
+    </w:p>
+    <w:p>
+      <w:pPr>
+        <w:jc w:val="left"/>
+      </w:pPr>
+      <w:r>
+        <w:rPr>
+          <w:sz w:val="24"/>
+        </w:rPr>
+        <w:t>Appendix E: Sample Outputs</w:t>
+      </w:r>
+    </w:p>
+    <w:p>
+      <w:pPr>
+        <w:jc w:val="left"/>
+      </w:pPr>
+      <w:r>
+        <w:rPr>
+          <w:sz w:val="24"/>
+        </w:rPr>
+        <w:t>Appendix F: Questionnaires/Dataset</w:t>
       </w:r>
     </w:p>
     <w:p>
